--- a/1952.12/1952年12月27日，关于工会基层工作会议的总结报告__LLM初注.docx
+++ b/1952.12/1952年12月27日，关于工会基层工作会议的总结报告__LLM初注.docx
@@ -51,13 +51,16 @@
       </w:r>
       <w:r>
         <w:rPr>
+          <w:rStyle w:val="FootnoteReference"/>
           <w:rFonts w:hint="eastAsia" w:ascii="仿宋" w:hAnsi="仿宋" w:eastAsia="仿宋" w:cs="仿宋"/>
           <w:sz w:val="36"/>
           <w:szCs w:val="36"/>
           <w:vertAlign w:val="superscript"/>
           <w:lang w:val="en-US" w:eastAsia="zh-CN"/>
         </w:rPr>
+        <w:t>[</w:t>
         <w:footnoteReference w:id="0"/>
+        <w:t>]</w:t>
       </w:r>
       <w:r>
         <w:rPr>
@@ -139,21 +142,35 @@
       <w:r>
         <w:rPr>
           <w:rStyle w:val="FootnoteReference"/>
-        </w:rPr>
+          <w:vertAlign w:val="superscript"/>
+        </w:rPr>
+        <w:t>[</w:t>
         <w:footnoteReference w:id="4"/>
-      </w:r>
-      <w:r>
-        <w:rPr/>
+        <w:t>]</w:t>
+      </w:r>
+      <w:r>
+        <w:rPr>
+          <w:rFonts w:hint="eastAsia" w:ascii="仿宋" w:hAnsi="仿宋" w:eastAsia="仿宋"/>
+          <w:sz w:val="32"/>
+          <w:szCs w:val="32"/>
+        </w:rPr>
         <w:t>，各中央局并转各大市委并中财委</w:t>
       </w:r>
       <w:r>
         <w:rPr>
           <w:rStyle w:val="FootnoteReference"/>
-        </w:rPr>
+          <w:vertAlign w:val="superscript"/>
+        </w:rPr>
+        <w:t>[</w:t>
         <w:footnoteReference w:id="6"/>
-      </w:r>
-      <w:r>
-        <w:rPr/>
+        <w:t>]</w:t>
+      </w:r>
+      <w:r>
+        <w:rPr>
+          <w:rFonts w:hint="eastAsia" w:ascii="仿宋" w:hAnsi="仿宋" w:eastAsia="仿宋"/>
+          <w:sz w:val="32"/>
+          <w:szCs w:val="32"/>
+        </w:rPr>
         <w:t xml:space="preserve">：</w:t>
       </w:r>
     </w:p>
@@ -192,11 +209,18 @@
       <w:r>
         <w:rPr>
           <w:rStyle w:val="FootnoteReference"/>
-        </w:rPr>
+          <w:vertAlign w:val="superscript"/>
+        </w:rPr>
+        <w:t>[</w:t>
         <w:footnoteReference w:id="5"/>
-      </w:r>
-      <w:r>
-        <w:rPr/>
+        <w:t>]</w:t>
+      </w:r>
+      <w:r>
+        <w:rPr>
+          <w:rFonts w:hint="eastAsia" w:ascii="仿宋" w:hAnsi="仿宋" w:eastAsia="仿宋"/>
+          <w:sz w:val="32"/>
+          <w:szCs w:val="32"/>
+        </w:rPr>
         <w:t xml:space="preserve">的3项经验，即：政治工作与经济工作相结合；在思想一致的基础上，建立一套正常的工作秩序；以及充分发扬批评和自我批评精神；是完全成功的经验，应予推广。3、全总这个会议的方法，只集中力量解决一个问题、只介绍一个成熟的经验，也是成功的。</w:t>
       </w:r>
     </w:p>

--- a/1952.12/1952年12月27日，关于工会基层工作会议的总结报告__LLM初注.docx
+++ b/1952.12/1952年12月27日，关于工会基层工作会议的总结报告__LLM初注.docx
@@ -41,36 +41,19 @@
       <w:bookmarkEnd w:id="0"/>
       <w:r>
         <w:rPr>
-          <w:rFonts w:hint="eastAsia" w:ascii="仿宋" w:hAnsi="仿宋" w:eastAsia="仿宋" w:cs="仿宋"/>
-          <w:sz w:val="36"/>
-          <w:szCs w:val="36"/>
+          <w:rStyle w:val="FootnoteReference"/>
           <w:vertAlign w:val="superscript"/>
-          <w:lang w:val="en-US" w:eastAsia="zh-CN"/>
-        </w:rPr>
-        <w:t>[</w:t>
+        </w:rPr>
+        <w:t>[1]</w:t>
       </w:r>
       <w:r>
         <w:rPr>
           <w:rStyle w:val="FootnoteReference"/>
-          <w:rFonts w:hint="eastAsia" w:ascii="仿宋" w:hAnsi="仿宋" w:eastAsia="仿宋" w:cs="仿宋"/>
-          <w:sz w:val="36"/>
-          <w:szCs w:val="36"/>
           <w:vertAlign w:val="superscript"/>
-          <w:lang w:val="en-US" w:eastAsia="zh-CN"/>
-        </w:rPr>
-        <w:t>[</w:t>
+          <w:vanish/>
+          <w:specVanish/>
+        </w:rPr>
         <w:footnoteReference w:id="0"/>
-        <w:t>]</w:t>
-      </w:r>
-      <w:r>
-        <w:rPr>
-          <w:rFonts w:hint="eastAsia" w:ascii="仿宋" w:hAnsi="仿宋" w:eastAsia="仿宋" w:cs="仿宋"/>
-          <w:sz w:val="36"/>
-          <w:szCs w:val="36"/>
-          <w:vertAlign w:val="superscript"/>
-          <w:lang w:val="en-US" w:eastAsia="zh-CN"/>
-        </w:rPr>
-        <w:t>]</w:t>
       </w:r>
     </w:p>
     <w:p>
@@ -144,9 +127,16 @@
           <w:rStyle w:val="FootnoteReference"/>
           <w:vertAlign w:val="superscript"/>
         </w:rPr>
-        <w:t>[</w:t>
+        <w:t>[2]</w:t>
+      </w:r>
+      <w:r>
+        <w:rPr>
+          <w:rStyle w:val="FootnoteReference"/>
+          <w:vertAlign w:val="superscript"/>
+          <w:vanish/>
+          <w:specVanish/>
+        </w:rPr>
         <w:footnoteReference w:id="4"/>
-        <w:t>]</w:t>
       </w:r>
       <w:r>
         <w:rPr>
@@ -161,9 +151,16 @@
           <w:rStyle w:val="FootnoteReference"/>
           <w:vertAlign w:val="superscript"/>
         </w:rPr>
-        <w:t>[</w:t>
+        <w:t>[3]</w:t>
+      </w:r>
+      <w:r>
+        <w:rPr>
+          <w:rStyle w:val="FootnoteReference"/>
+          <w:vertAlign w:val="superscript"/>
+          <w:vanish/>
+          <w:specVanish/>
+        </w:rPr>
         <w:footnoteReference w:id="6"/>
-        <w:t>]</w:t>
       </w:r>
       <w:r>
         <w:rPr>
@@ -211,9 +208,16 @@
           <w:rStyle w:val="FootnoteReference"/>
           <w:vertAlign w:val="superscript"/>
         </w:rPr>
-        <w:t>[</w:t>
+        <w:t>[4]</w:t>
+      </w:r>
+      <w:r>
+        <w:rPr>
+          <w:rStyle w:val="FootnoteReference"/>
+          <w:vertAlign w:val="superscript"/>
+          <w:vanish/>
+          <w:specVanish/>
+        </w:rPr>
         <w:footnoteReference w:id="5"/>
-        <w:t>]</w:t>
       </w:r>
       <w:r>
         <w:rPr>
@@ -471,33 +475,19 @@
       </w:pPr>
       <w:r>
         <w:rPr>
+          <w:rStyle w:val="FootnoteReference"/>
+        </w:rPr>
+        <w:t>[1]</w:t>
+      </w:r>
+      <w:r>
+        <w:rPr>
           <w:rFonts w:hint="eastAsia" w:asciiTheme="minorEastAsia" w:hAnsiTheme="minorEastAsia" w:cstheme="minorBidi"/>
           <w:kern w:val="2"/>
           <w:sz w:val="21"/>
           <w:szCs w:val="21"/>
           <w:lang w:val="en-US" w:eastAsia="zh-CN" w:bidi="ar-SA"/>
         </w:rPr>
-        <w:t>[</w:t>
-      </w:r>
-      <w:r>
-        <w:rPr>
-          <w:rFonts w:hint="eastAsia" w:asciiTheme="minorEastAsia" w:hAnsiTheme="minorEastAsia" w:cstheme="minorBidi"/>
-          <w:kern w:val="2"/>
-          <w:sz w:val="21"/>
-          <w:szCs w:val="21"/>
-          <w:lang w:val="en-US" w:eastAsia="zh-CN" w:bidi="ar-SA"/>
-        </w:rPr>
-        <w:footnoteRef/>
-      </w:r>
-      <w:r>
-        <w:rPr>
-          <w:rFonts w:hint="eastAsia" w:asciiTheme="minorEastAsia" w:hAnsiTheme="minorEastAsia" w:cstheme="minorBidi"/>
-          <w:kern w:val="2"/>
-          <w:sz w:val="21"/>
-          <w:szCs w:val="21"/>
-          <w:lang w:val="en-US" w:eastAsia="zh-CN" w:bidi="ar-SA"/>
-        </w:rPr>
-        <w:t>]关于本文的真实性及时间还存在争议，《毛泽东年谱》中并未记载。本文是根据东方直心同志编著的《毛泽东大传》（2021年终极版）第六卷，第2153页记载内容编辑而成。标题为编者所加。</w:t>
+        <w:t>关于本文的真实性及时间还存在争议，《毛泽东年谱》中并未记载。本文是根据东方直心同志编著的《毛泽东大传》（2021年终极版）第六卷，第2153页记载内容编辑而成。标题为编者所加。</w:t>
       </w:r>
     </w:p>
   </w:footnote>
@@ -514,15 +504,25 @@
       </w:pPr>
       <w:r>
         <w:rPr>
+          <w:rStyle w:val="FootnoteReference"/>
+        </w:rPr>
+        <w:t>[2]</w:t>
+      </w:r>
+      <w:r>
+        <w:rPr>
           <w:rFonts w:asciiTheme="minorEastAsia" w:hAnsiTheme="minorEastAsia" w:eastAsiaTheme="minorEastAsia" w:cstheme="minorBidi"/>
           <w:kern w:val="2"/>
           <w:sz w:val="21"/>
           <w:szCs w:val="21"/>
           <w:lang w:val="en-US" w:eastAsia="zh-CN" w:bidi="ar-SA"/>
         </w:rPr>
-        <w:footnoteRef/>
-      </w:r>
-      <w:r>
+        <w:t xml:space="preserve">全总，指中华全国总工会，中国共产党领导下的全国工会组织的领导机关，1925年成立。全总党组即中国共产党在全国总工会的领导核心组织。</w:t>
+      </w:r>
+    </w:p>
+  </w:footnote>
+  <w:footnote w:id="5">
+    <w:p>
+      <w:pPr>
         <w:rPr>
           <w:rFonts w:asciiTheme="minorEastAsia" w:hAnsiTheme="minorEastAsia" w:eastAsiaTheme="minorEastAsia" w:cstheme="minorBidi"/>
           <w:kern w:val="2"/>
@@ -530,13 +530,14 @@
           <w:szCs w:val="21"/>
           <w:lang w:val="en-US" w:eastAsia="zh-CN" w:bidi="ar-SA"/>
         </w:rPr>
-        <w:t xml:space="preserve">全总，指中华全国总工会，中国共产党领导下的全国工会组织的领导机关，1925年成立。全总党组即中国共产党在全国总工会的领导核心组织。</w:t>
-      </w:r>
-    </w:p>
-  </w:footnote>
-  <w:footnote w:id="5">
-    <w:p>
-      <w:pPr>
+      </w:pPr>
+      <w:r>
+        <w:rPr>
+          <w:rStyle w:val="FootnoteReference"/>
+        </w:rPr>
+        <w:t>[4]</w:t>
+      </w:r>
+      <w:r>
         <w:rPr>
           <w:rFonts w:asciiTheme="minorEastAsia" w:hAnsiTheme="minorEastAsia" w:eastAsiaTheme="minorEastAsia" w:cstheme="minorBidi"/>
           <w:kern w:val="2"/>
@@ -544,8 +545,13 @@
           <w:szCs w:val="21"/>
           <w:lang w:val="en-US" w:eastAsia="zh-CN" w:bidi="ar-SA"/>
         </w:rPr>
-      </w:pPr>
-      <w:r>
+        <w:t xml:space="preserve">五三工厂，位于沈阳的军工模范工厂，前身为日伪时期的奉天造兵所。新中国成立后以其政治工作与经济工作相结合的管理经验闻名全国，被誉为全国工业战线的先进典型。</w:t>
+      </w:r>
+    </w:p>
+  </w:footnote>
+  <w:footnote w:id="6">
+    <w:p>
+      <w:pPr>
         <w:rPr>
           <w:rFonts w:asciiTheme="minorEastAsia" w:hAnsiTheme="minorEastAsia" w:eastAsiaTheme="minorEastAsia" w:cstheme="minorBidi"/>
           <w:kern w:val="2"/>
@@ -553,40 +559,12 @@
           <w:szCs w:val="21"/>
           <w:lang w:val="en-US" w:eastAsia="zh-CN" w:bidi="ar-SA"/>
         </w:rPr>
-        <w:footnoteRef/>
-      </w:r>
-      <w:r>
-        <w:rPr>
-          <w:rFonts w:asciiTheme="minorEastAsia" w:hAnsiTheme="minorEastAsia" w:eastAsiaTheme="minorEastAsia" w:cstheme="minorBidi"/>
-          <w:kern w:val="2"/>
-          <w:sz w:val="21"/>
-          <w:szCs w:val="21"/>
-          <w:lang w:val="en-US" w:eastAsia="zh-CN" w:bidi="ar-SA"/>
-        </w:rPr>
-        <w:t xml:space="preserve">五三工厂，位于沈阳的军工模范工厂，前身为日伪时期的奉天造兵所。新中国成立后以其政治工作与经济工作相结合的管理经验闻名全国，被誉为全国工业战线的先进典型。</w:t>
-      </w:r>
-    </w:p>
-  </w:footnote>
-  <w:footnote w:id="6">
-    <w:p>
-      <w:pPr>
-        <w:rPr>
-          <w:rFonts w:asciiTheme="minorEastAsia" w:hAnsiTheme="minorEastAsia" w:eastAsiaTheme="minorEastAsia" w:cstheme="minorBidi"/>
-          <w:kern w:val="2"/>
-          <w:sz w:val="21"/>
-          <w:szCs w:val="21"/>
-          <w:lang w:val="en-US" w:eastAsia="zh-CN" w:bidi="ar-SA"/>
-        </w:rPr>
       </w:pPr>
       <w:r>
         <w:rPr>
-          <w:rFonts w:asciiTheme="minorEastAsia" w:hAnsiTheme="minorEastAsia" w:eastAsiaTheme="minorEastAsia" w:cstheme="minorBidi"/>
-          <w:kern w:val="2"/>
-          <w:sz w:val="21"/>
-          <w:szCs w:val="21"/>
-          <w:lang w:val="en-US" w:eastAsia="zh-CN" w:bidi="ar-SA"/>
-        </w:rPr>
-        <w:footnoteRef/>
+          <w:rStyle w:val="FootnoteReference"/>
+        </w:rPr>
+        <w:t>[3]</w:t>
       </w:r>
       <w:r>
         <w:rPr>
